--- a/Session06_ex01.docx
+++ b/Session06_ex01.docx
@@ -827,6 +827,7 @@
           <w:rFonts w:ascii="Times New Roman" w:hAnsi="Times New Roman" w:cs="Times New Roman"/>
           <w:b/>
           <w:bCs/>
+          <w:noProof/>
         </w:rPr>
         <w:drawing>
           <wp:inline distT="0" distB="0" distL="0" distR="0" wp14:anchorId="688539B9" wp14:editId="1277ACC4">
@@ -1483,13 +1484,12 @@
           <w:rFonts w:ascii="Times New Roman" w:hAnsi="Times New Roman" w:cs="Times New Roman"/>
           <w:b/>
           <w:bCs/>
-          <w:noProof/>
         </w:rPr>
         <w:drawing>
-          <wp:inline distT="0" distB="0" distL="0" distR="0" wp14:anchorId="2BD0CA56" wp14:editId="3C0371E0">
-            <wp:extent cx="2990215" cy="2556510"/>
-            <wp:effectExtent l="0" t="0" r="635" b="0"/>
-            <wp:docPr id="1735160264" name="Picture 1"/>
+          <wp:inline distT="0" distB="0" distL="0" distR="0" wp14:anchorId="32ACFBD8" wp14:editId="4AF687E6">
+            <wp:extent cx="2990215" cy="2837815"/>
+            <wp:effectExtent l="0" t="0" r="635" b="635"/>
+            <wp:docPr id="1556076527" name="Picture 1"/>
             <wp:cNvGraphicFramePr>
               <a:graphicFrameLocks xmlns:a="http://schemas.openxmlformats.org/drawingml/2006/main" noChangeAspect="1"/>
             </wp:cNvGraphicFramePr>
@@ -1497,7 +1497,7 @@
               <a:graphicData uri="http://schemas.openxmlformats.org/drawingml/2006/picture">
                 <pic:pic xmlns:pic="http://schemas.openxmlformats.org/drawingml/2006/picture">
                   <pic:nvPicPr>
-                    <pic:cNvPr id="1735160264" name=""/>
+                    <pic:cNvPr id="1556076527" name=""/>
                     <pic:cNvPicPr/>
                   </pic:nvPicPr>
                   <pic:blipFill>
@@ -1509,7 +1509,7 @@
                   <pic:spPr>
                     <a:xfrm>
                       <a:off x="0" y="0"/>
-                      <a:ext cx="2990215" cy="2556510"/>
+                      <a:ext cx="2990215" cy="2837815"/>
                     </a:xfrm>
                     <a:prstGeom prst="rect">
                       <a:avLst/>
